--- a/ada_koch/libro_1/en_gb/The_Man_I_Was_Waiting_For_GB.docx
+++ b/ada_koch/libro_1/en_gb/The_Man_I_Was_Waiting_For_GB.docx
@@ -18087,7 +18087,7 @@
         <w:pStyle w:val="BodyText"/>
       </w:pPr>
       <w:r>
-        <w:t xml:space="preserve">He never corrected me again. Not in fifty-three years.</w:t>
+        <w:t xml:space="preserve">He never corrected me again. Not in fifty-two years.</w:t>
       </w:r>
     </w:p>
     <w:p>
@@ -24414,7 +24414,7 @@
         <w:pStyle w:val="BodyText"/>
       </w:pPr>
       <w:r>
-        <w:t xml:space="preserve">12 November. Three weeks away.</w:t>
+        <w:t xml:space="preserve">12 November. Six days away.</w:t>
       </w:r>
     </w:p>
     <w:p>
@@ -28488,7 +28488,7 @@
         <w:pStyle w:val="BodyText"/>
       </w:pPr>
       <w:r>
-        <w:t xml:space="preserve">Then he points at the pencil, which has fallen to the floor beside the rubber. Then he points at me.</w:t>
+        <w:t xml:space="preserve">Then he points at the pencil, which has fallen to the floor by the trunk. Then he points at me.</w:t>
       </w:r>
     </w:p>
     <w:p>
@@ -30936,7 +30936,7 @@
         <w:pStyle w:val="FirstParagraph"/>
       </w:pPr>
       <w:r>
-        <w:t xml:space="preserve">I tell her the next morning. In the kitchen. She is making coffee, with her back to me.</w:t>
+        <w:t xml:space="preserve">The first morning I do not tell her. She is happy, and so am I, and I do not want to break it. I tell her the morning after the dog. In the kitchen. She is making coffee, with her back to me.</w:t>
       </w:r>
     </w:p>
     <w:p>
@@ -33561,7 +33561,7 @@
         <w:pStyle w:val="FirstParagraph"/>
       </w:pPr>
       <w:r>
-        <w:t xml:space="preserve">It falls on the floor between the three of us. Open. To a page from when she was sixteen. Me, in profile, with my lips parted, looking at something outside the paper.</w:t>
+        <w:t xml:space="preserve">It falls on the floor between the three of us. Open. To my page. Tuesday’s. All of me, facing out, looking at something outside the paper.</w:t>
       </w:r>
     </w:p>
     <w:p>
@@ -33585,7 +33585,7 @@
         <w:pStyle w:val="BodyText"/>
       </w:pPr>
       <w:r>
-        <w:t xml:space="preserve">He turns the pages. Slowly. Me at twenty. Me with the scar. Me sitting on the rock. Me. Me. Me.</w:t>
+        <w:t xml:space="preserve">He turns the pages. Slowly. Me on the rock in the geo. Me from behind, looking at the sea. Me waiting. Me. Me. Me.</w:t>
       </w:r>
     </w:p>
     <w:p>
@@ -33923,7 +33923,7 @@
         <w:pStyle w:val="BodyText"/>
       </w:pPr>
       <w:r>
-        <w:t xml:space="preserve">And if the paper gets wet, I get wet inside. If the paper tears, I tear.</w:t>
+        <w:t xml:space="preserve">And if the paper gets wet, I get wet inside. If the paper tears, I tear. And I do not live in every sketchbook in the box: I live in that one, the one with Tuesday’s page, where she finished me.</w:t>
       </w:r>
     </w:p>
     <w:p>
@@ -34435,7 +34435,7 @@
         <w:pStyle w:val="BodyText"/>
       </w:pPr>
       <w:r>
-        <w:t xml:space="preserve">A page goes past me, plastered to the rock by the rain. I tear it free. A hand. His hand at twelve, holding the wooden sword. I tuck it into my bra, against my skin, without knowing why.</w:t>
+        <w:t xml:space="preserve">A page goes past me, plastered to the rock by the rain. I tear it free. A hand. His hand, on its own, one of the studies I used to do at night before he came. I tuck it into my bra, against my skin, without knowing why.</w:t>
       </w:r>
     </w:p>
     <w:p>
@@ -35407,7 +35407,7 @@
         <w:t xml:space="preserve">‘</w:t>
       </w:r>
       <w:r>
-        <w:t xml:space="preserve">I dropped it in the tower. I dropped it down the stairs. I haven’t got—</w:t>
+        <w:t xml:space="preserve">They’re upstairs, in the tower. There isn’t time. I haven’t got—</w:t>
       </w:r>
       <w:r>
         <w:t xml:space="preserve">’</w:t>
@@ -36906,7 +36906,7 @@
         <w:pStyle w:val="BodyText"/>
       </w:pPr>
       <w:r>
-        <w:t xml:space="preserve">A cloud. Another cloud. Him at twelve with the wooden sword. Him on the quay in Hamburg. My handwriting on the first page:</w:t>
+        <w:t xml:space="preserve">A cloud. Another cloud. Him on the rock in the geo. Him from behind, looking at the sea. My handwriting on the first page:</w:t>
       </w:r>
       <w:r>
         <w:t xml:space="preserve"> </w:t>
@@ -36932,6 +36932,14 @@
         <w:pStyle w:val="BodyText"/>
       </w:pPr>
       <w:r>
+        <w:t xml:space="preserve">I look through them for his face, and I think what I still don’t dare ask out loud. Whether he’s still bound to that ruined paper, or to the sheet from the blue folder where I drew him again, or to nothing at all now. Last night nothing hurt him. Nothing of him was erased. I put it away for another day.</w:t>
+      </w:r>
+    </w:p>
+    <w:p>
+      <w:pPr>
+        <w:pStyle w:val="BodyText"/>
+      </w:pPr>
+      <w:r>
         <w:t xml:space="preserve">I can’t speak.</w:t>
       </w:r>
     </w:p>
@@ -37063,7 +37071,7 @@
         <w:pStyle w:val="BodyText"/>
       </w:pPr>
       <w:r>
-        <w:t xml:space="preserve">Julian crouches down and scratches Mune’s belly. Then he stands up, looks the man in the eye, at the same height, and holds out his hand again. Like at the door, three days ago.</w:t>
+        <w:t xml:space="preserve">Julian crouches down and scratches Mune’s belly. Then he stands up, looks the man in the eye, at the same height, and holds out his hand again. Like at the door, five days ago.</w:t>
       </w:r>
     </w:p>
     <w:p>

--- a/ada_koch/libro_1/en_gb/The_Man_I_Was_Waiting_For_GB.docx
+++ b/ada_koch/libro_1/en_gb/The_Man_I_Was_Waiting_For_GB.docx
@@ -133,7 +133,69 @@
         <w:pStyle w:val="FirstParagraph"/>
       </w:pPr>
       <w:r>
-        <w:t xml:space="preserve">I wake before the alarm, the way I almost always do since I started living alone.</w:t>
+        <w:t xml:space="preserve">Last night I dreamt of him.</w:t>
+      </w:r>
+    </w:p>
+    <w:p>
+      <w:pPr>
+        <w:pStyle w:val="BodyText"/>
+      </w:pPr>
+      <w:r>
+        <w:t xml:space="preserve">Not the boy on the rock. The man. He knocked three times at a door that was mine and wasn’t, and when I opened it he was there, on the threshold, dripping, his dark hair plastered to his forehead and the whole sea behind him. He didn’t say anything. He looked at me the way you look at something you’ve been searching for a long time.</w:t>
+      </w:r>
+    </w:p>
+    <w:p>
+      <w:pPr>
+        <w:pStyle w:val="BodyText"/>
+      </w:pPr>
+      <w:r>
+        <w:t xml:space="preserve">He came in without my asking. He left a puddle on the tiles. He brushed my hair off my face with one finger, and I felt the cold of the water on his hand and, under the cold, the heat.</w:t>
+      </w:r>
+    </w:p>
+    <w:p>
+      <w:pPr>
+        <w:pStyle w:val="BodyText"/>
+      </w:pPr>
+      <w:r>
+        <w:t xml:space="preserve">He kissed me, taking his time. He tasted of salt. His hands, big, long-fingered, found the nape of my neck, then my back, then the skin of my waist under my T-shirt, and stayed there, spread open, as if my body were a place he had been trying to get back to for years. I took off his wet shirt. He had a mole below his left shoulder. I remember thinking, inside the dream, that I had never drawn that mole on him.</w:t>
+      </w:r>
+    </w:p>
+    <w:p>
+      <w:pPr>
+        <w:pStyle w:val="BodyText"/>
+      </w:pPr>
+      <w:r>
+        <w:t xml:space="preserve">He backed me against the wall and I opened to him the way a window opens in a gale, all at once, with no way to close it afterwards. I told him yes before he asked. He said something against my neck. My name, I think. In a voice I had never heard from him, because I had never drawn it for him.</w:t>
+      </w:r>
+    </w:p>
+    <w:p>
+      <w:pPr>
+        <w:pStyle w:val="BodyText"/>
+      </w:pPr>
+      <w:r>
+        <w:t xml:space="preserve">And then, at the deepest point, when there was no wall or door or cold left, he drew back a little, looked at me very seriously, and said:</w:t>
+      </w:r>
+    </w:p>
+    <w:p>
+      <w:pPr>
+        <w:pStyle w:val="BodyText"/>
+      </w:pPr>
+      <w:r>
+        <w:t xml:space="preserve">‘</w:t>
+      </w:r>
+      <w:r>
+        <w:t xml:space="preserve">I’m on my way.</w:t>
+      </w:r>
+      <w:r>
+        <w:t xml:space="preserve">’</w:t>
+      </w:r>
+    </w:p>
+    <w:p>
+      <w:pPr>
+        <w:pStyle w:val="BodyText"/>
+      </w:pPr>
+      <w:r>
+        <w:t xml:space="preserve">I wake before the alarm, the way I almost always do since I started living alone. This time with my heart pounding against my ribs and the sheets tangled round my legs.</w:t>
       </w:r>
     </w:p>
     <w:p>
@@ -3016,31 +3078,7 @@
         <w:pStyle w:val="FirstParagraph"/>
       </w:pPr>
       <w:r>
-        <w:t xml:space="preserve">I spend the afternoon getting the lighthouse ready for what’s coming.</w:t>
-      </w:r>
-    </w:p>
-    <w:p>
-      <w:pPr>
-        <w:pStyle w:val="BodyText"/>
-      </w:pPr>
-      <w:r>
-        <w:t xml:space="preserve">It’s a routine I’ve learnt the hard way, winter by winter, even though I’ve only had one. Check the shutters one by one and close the ones facing west. Haul firewood up from the shed and stack it by the stove, all the way to the ceiling. Fill the tank of the generator, which is old and temperamental and coughs like a smoker before it starts. Bring in the chair from the porch, the pot of rosemary, the washing line.</w:t>
-      </w:r>
-    </w:p>
-    <w:p>
-      <w:pPr>
-        <w:pStyle w:val="BodyText"/>
-      </w:pPr>
-      <w:r>
-        <w:t xml:space="preserve">I work with the wind against me, my hair a mess, my cheeks burning with cold and my hands full of splinters. I like it. There’s something about getting a house ready for a storm that makes you feel the house is truly yours. That you’re protecting it. That it’s protecting you.</w:t>
-      </w:r>
-    </w:p>
-    <w:p>
-      <w:pPr>
-        <w:pStyle w:val="BodyText"/>
-      </w:pPr>
-      <w:r>
-        <w:t xml:space="preserve">Before it gets dark I go down to the geo one last time.</w:t>
+        <w:t xml:space="preserve">I spend the afternoon battening down the lighthouse against what’s coming. Before it gets dark I go down to the geo one last time.</w:t>
       </w:r>
     </w:p>
     <w:p>
@@ -3128,7 +3166,7 @@
         <w:pStyle w:val="BodyText"/>
       </w:pPr>
       <w:r>
-        <w:t xml:space="preserve">By the time I finish, it’s night. I have a shower, put on my flannel pyjamas and my thick socks, and heat up a bowl of my grandmother’s broth. It tastes of kale, of potato, of Sundays when I was little. I drink it standing by the window, both hands round the bowl, looking at the dark.</w:t>
+        <w:t xml:space="preserve">By the time I’m back up, it’s night. I have a shower, put on my flannel pyjamas and my thick socks, and heat up a bowl of my grandmother’s broth. It tastes of kale, of potato, of Sundays when I was little. I drink it standing by the window, both hands round the bowl, looking at the dark.</w:t>
       </w:r>
     </w:p>
     <w:p>
@@ -3184,7 +3222,7 @@
         <w:pStyle w:val="BodyText"/>
       </w:pPr>
       <w:r>
-        <w:t xml:space="preserve">I give her a tour with my phone. The stove, the firewood stacked to the ceiling, my grandmother’s candles lined up on the table like soldiers, the black window.</w:t>
+        <w:t xml:space="preserve">I give her a tour with my phone. The stove, the black window, the sea you can’t see but can hear.</w:t>
       </w:r>
     </w:p>
     <w:p>
@@ -3339,14 +3377,6 @@
       </w:pPr>
       <w:r>
         <w:t xml:space="preserve">I go quiet for a second. Nobody has told me I look pretty in a long time. Not even me.</w:t>
-      </w:r>
-    </w:p>
-    <w:p>
-      <w:pPr>
-        <w:pStyle w:val="BodyText"/>
-      </w:pPr>
-      <w:r>
-        <w:t xml:space="preserve">We talk a while longer. About work, about Mark and his checked shirt, about her son’s school, about a series I absolutely have to watch. Small things, warm things, the kind that remind you there’s a normal life somewhere, waiting for you.</w:t>
       </w:r>
     </w:p>
     <w:p>
@@ -3651,7 +3681,7 @@
         <w:pStyle w:val="BodyText"/>
       </w:pPr>
       <w:r>
-        <w:t xml:space="preserve">I look at them for a long time. I wonder what they would feel like on my skin. Whether they’d be rough or gentle. Whether they’d be slow.</w:t>
+        <w:t xml:space="preserve">I look at them for a long time. I wonder what they would feel like on my skin. Whether they’d be rough or gentle. Whether they’d be slow. I imagine one at the nape of my neck, under my hair. The other moving down my back, vertebra by vertebra, unhurried, until it comes to rest in the curve of my waist, right where my pyjamas begin.</w:t>
       </w:r>
     </w:p>
     <w:p>
@@ -4260,22 +4290,6 @@
         <w:pStyle w:val="FirstParagraph"/>
       </w:pPr>
       <w:r>
-        <w:t xml:space="preserve">I spend the morning doing small things with my hands.</w:t>
-      </w:r>
-    </w:p>
-    <w:p>
-      <w:pPr>
-        <w:pStyle w:val="BodyText"/>
-      </w:pPr>
-      <w:r>
-        <w:t xml:space="preserve">I fill jugs with water in case the pump fails. I set my grandmother’s candles on the table, next to the box of matches. I check the shutters again, one by one, with the wind pinning me against the wall every time I put my head out of the door. The rain soaks me in ten seconds.</w:t>
-      </w:r>
-    </w:p>
-    <w:p>
-      <w:pPr>
-        <w:pStyle w:val="BodyText"/>
-      </w:pPr>
-      <w:r>
         <w:t xml:space="preserve">At midday I climb the tower.</w:t>
       </w:r>
     </w:p>
@@ -4596,14 +4610,6 @@
         <w:pStyle w:val="BodyText"/>
       </w:pPr>
       <w:r>
-        <w:t xml:space="preserve">The candles burn down. The stove does too. I don’t get up to add wood.</w:t>
-      </w:r>
-    </w:p>
-    <w:p>
-      <w:pPr>
-        <w:pStyle w:val="BodyText"/>
-      </w:pPr>
-      <w:r>
         <w:t xml:space="preserve">I think of my grandmother, alone in her house with the blue windows. I picture her sitting in her kitchen with the battery radio, praying softly, or not praying, or singing without realising it the way she used to sing in the factory in Glasgow.</w:t>
       </w:r>
     </w:p>
@@ -6657,7 +6663,7 @@
         <w:pStyle w:val="BodyText"/>
       </w:pPr>
       <w:r>
-        <w:t xml:space="preserve">I haven’t drawn that mole.</w:t>
+        <w:t xml:space="preserve">I haven’t drawn that mole. I dreamt it.</w:t>
       </w:r>
     </w:p>
     <w:p>
@@ -21965,7 +21971,59 @@
         <w:pStyle w:val="BodyText"/>
       </w:pPr>
       <w:r>
-        <w:t xml:space="preserve">We sleep apart. Him on the sofa, me in my room with the door open. Neither of us suggests it. Neither of us moves. At night I can hear him breathing from my bed, and I know he can hear me.</w:t>
+        <w:t xml:space="preserve">We sleep apart. Him on the sofa, me in my room with the door open. Neither of us suggests it.</w:t>
+      </w:r>
+    </w:p>
+    <w:p>
+      <w:pPr>
+        <w:pStyle w:val="BodyText"/>
+      </w:pPr>
+      <w:r>
+        <w:t xml:space="preserve">On the third night we very nearly don’t stop. It happens on the sofa, with the stove lit and the tartan blanket sliding to the floor. He kisses me the way he does everything, learning, and then he isn’t learning anything any more: he knows. I slide my hands under his jumper and he catches his breath, as if the cold were me. He lays me back on the cushions without taking his eyes off me, and his hand finds the skin at my waist and stays there, spread open, trembling a little, asking my permission without words. I arch my back against it. He brings his mouth down to my neck and says my name there, against my pulse.</w:t>
+      </w:r>
+    </w:p>
+    <w:p>
+      <w:pPr>
+        <w:pStyle w:val="BodyText"/>
+      </w:pPr>
+      <w:r>
+        <w:t xml:space="preserve">I’m the one who stops. I tell myself I don’t know why. I do know: I’m afraid that if I give myself completely, the pencil will stop being mine.</w:t>
+      </w:r>
+    </w:p>
+    <w:p>
+      <w:pPr>
+        <w:pStyle w:val="BodyText"/>
+      </w:pPr>
+      <w:r>
+        <w:t xml:space="preserve">He draws back without a word of complaint. He sits on the floor, his back against the sofa and his breathing ragged, and reaches up over his shoulder for my hand.</w:t>
+      </w:r>
+    </w:p>
+    <w:p>
+      <w:pPr>
+        <w:pStyle w:val="BodyText"/>
+      </w:pPr>
+      <w:r>
+        <w:t xml:space="preserve">‘</w:t>
+      </w:r>
+      <w:r>
+        <w:t xml:space="preserve">Whenever you want,</w:t>
+      </w:r>
+      <w:r>
+        <w:t xml:space="preserve">’</w:t>
+      </w:r>
+      <w:r>
+        <w:t xml:space="preserve"> </w:t>
+      </w:r>
+      <w:r>
+        <w:t xml:space="preserve">he says.</w:t>
+      </w:r>
+    </w:p>
+    <w:p>
+      <w:pPr>
+        <w:pStyle w:val="BodyText"/>
+      </w:pPr>
+      <w:r>
+        <w:t xml:space="preserve">That night I don’t leave my bed either. I can hear him breathing from there, and I know he can hear me.</w:t>
       </w:r>
     </w:p>
     <w:p>
@@ -29183,7 +29241,67 @@
         <w:pStyle w:val="BodyText"/>
       </w:pPr>
       <w:r>
-        <w:t xml:space="preserve">It’s slow. It’s clumsy. It’s the first time for him and not for me, and yet I’m the one trembling. He touches me the way he has always looked at me: learning. As if my skin were a weather map and he had to read all of it. Every time I hold my breath, he stops, and looks at me, and waits. And then he goes on.</w:t>
+        <w:t xml:space="preserve">I undo his trousers with clumsy fingers, still sticky with salt. He takes mine off without hurrying, kneeling at the foot of the bed, the way you take the cover off something that might break, and stays there looking at me in the blue light coming in at the window. He doesn’t say anything. Nobody has ever looked at me like that: as if I were the one who has just appeared in the world.</w:t>
+      </w:r>
+    </w:p>
+    <w:p>
+      <w:pPr>
+        <w:pStyle w:val="BodyText"/>
+      </w:pPr>
+      <w:r>
+        <w:t xml:space="preserve">It’s slow. It’s clumsy. It’s the first time for him and not for me, and yet I’m the one trembling. He touches me the way he has always looked at me: learning. As if my skin were a weather map and he had to read all of it. His mouth in the hollow of my collarbone. The new hand moving down my belly, unhurried, asking. Every time I hold my breath, he stops, and looks at me, and waits. And then he goes on, a little lower, a little deeper, until I stop holding anything in.</w:t>
+      </w:r>
+    </w:p>
+    <w:p>
+      <w:pPr>
+        <w:pStyle w:val="BodyText"/>
+      </w:pPr>
+      <w:r>
+        <w:t xml:space="preserve">When he slides into me, we both go still. I feel his heart against my chest, racing, just like mine. He opens his eyes in the dark and looks for me, and I hold his face between my hands so he won’t have to look.</w:t>
+      </w:r>
+    </w:p>
+    <w:p>
+      <w:pPr>
+        <w:pStyle w:val="BodyText"/>
+      </w:pPr>
+      <w:r>
+        <w:t xml:space="preserve">‘</w:t>
+      </w:r>
+      <w:r>
+        <w:t xml:space="preserve">Ada,</w:t>
+      </w:r>
+      <w:r>
+        <w:t xml:space="preserve">’</w:t>
+      </w:r>
+      <w:r>
+        <w:t xml:space="preserve"> </w:t>
+      </w:r>
+      <w:r>
+        <w:t xml:space="preserve">he says. Just that. In the voice I gave back to him this same afternoon.</w:t>
+      </w:r>
+    </w:p>
+    <w:p>
+      <w:pPr>
+        <w:pStyle w:val="BodyText"/>
+      </w:pPr>
+      <w:r>
+        <w:t xml:space="preserve">We move together, not knowing at first, then knowing. I dig my fingers into his back, into the mole I didn’t draw on him. He learns fast what makes me close my eyes, and does it again, and again, until the sea outside and the sea inside are the same sea and my voice breaks against his shoulder.</w:t>
+      </w:r>
+    </w:p>
+    <w:p>
+      <w:pPr>
+        <w:pStyle w:val="BodyText"/>
+      </w:pPr>
+      <w:r>
+        <w:t xml:space="preserve">He follows, with a long shudder, saying my name as if it were the first word he ever learned.</w:t>
+      </w:r>
+    </w:p>
+    <w:p>
+      <w:pPr>
+        <w:pStyle w:val="BodyText"/>
+      </w:pPr>
+      <w:r>
+        <w:t xml:space="preserve">Afterwards we lie tangled together, sweating in the cold, listening to the tide.</w:t>
       </w:r>
     </w:p>
     <w:p>

--- a/ada_koch/libro_1/en_gb/The_Man_I_Was_Waiting_For_GB.docx
+++ b/ada_koch/libro_1/en_gb/The_Man_I_Was_Waiting_For_GB.docx
@@ -14913,7 +14913,7 @@
         <w:pStyle w:val="BodyText"/>
       </w:pPr>
       <w:r>
-        <w:t xml:space="preserve">He opens my bonnet without asking. He opens his. He clamps on the cables with the ease of someone who’s done it a thousand times, hardly looking, talking to me over his shoulder.</w:t>
+        <w:t xml:space="preserve">He opens my bonnet without asking. He opens his. He clamps on the cables with the ease of someone who’s done it a thousand times, hardly looking, talking to me over his shoulder. He has his sleeves pushed up to the elbow. His forearms are weathered brown, with a white scar running across one of them from side to side, and I look at it longer than I need to.</w:t>
       </w:r>
     </w:p>
     <w:p>
@@ -23358,7 +23358,7 @@
         <w:pStyle w:val="BodyText"/>
       </w:pPr>
       <w:r>
-        <w:t xml:space="preserve">I recognise him before I see his face. By the waterproof. By the way he walks, in no hurry.</w:t>
+        <w:t xml:space="preserve">I recognise him before I see his face. By the waterproof, open, his T-shirt pressed to his chest by the wind. By the way he walks, in no hurry.</w:t>
       </w:r>
     </w:p>
     <w:p>
@@ -26130,7 +26130,7 @@
         <w:pStyle w:val="BodyText"/>
       </w:pPr>
       <w:r>
-        <w:t xml:space="preserve">He does it. Looking at the wall the whole time. He takes off my wet swimsuit with a gentleness I don’t expect from such big hands, wraps me in the dry towel, pulls the jumper over my head the way a mother does with a child, puts the socks on me. He doesn’t touch me once more than he has to.</w:t>
+        <w:t xml:space="preserve">He does it. Looking at the wall the whole time. He takes off my wet swimsuit with a gentleness I don’t expect from such big hands, wraps me in the dry towel, pulls the jumper over my head the way a mother does with a child, puts the socks on me. He doesn’t touch me once more than he has to. And even so, shaking with cold and fear, I feel every one of the times he touches me.</w:t>
       </w:r>
     </w:p>
     <w:p>
@@ -26422,7 +26422,7 @@
         <w:pStyle w:val="BodyText"/>
       </w:pPr>
       <w:r>
-        <w:t xml:space="preserve">I tell him there’s someone in London. Someone I was with for three years. That I left a year ago, from one day to the next, and that since then I’ve wanted nothing to do with him. That now he’s writing to me. That he’s rung me. That he’s coming to Kirkwall in three weeks and wants to see me.</w:t>
+        <w:t xml:space="preserve">I tell him there’s someone in London. Someone I was with for three years. That I left a year ago, from one day to the next, and that since then I’ve wanted nothing to do with him. That now he’s writing to me. That he’s rung me. That he’s coming to Kirkwall in six days and wants to see me.</w:t>
       </w:r>
     </w:p>
     <w:p>
@@ -26439,6 +26439,14 @@
       </w:pPr>
       <w:r>
         <w:t xml:space="preserve">That he misses me.</w:t>
+      </w:r>
+    </w:p>
+    <w:p>
+      <w:pPr>
+        <w:pStyle w:val="BodyText"/>
+      </w:pPr>
+      <w:r>
+        <w:t xml:space="preserve">As I tell him, I realise I’m looking at his hands. He has them on the table, open, cracked with salt, still, asking for nothing. I think of other hands, always clean, always dry, that knew exactly where to press so it would seem like a caress. My stomach clenches with disgust. And then, in the same place, with something else. I want to take one of those cracked hands and put it to my face. I don’t. But the wanting stays with me all afternoon.</w:t>
       </w:r>
     </w:p>
     <w:p>
@@ -30844,7 +30852,7 @@
         <w:pStyle w:val="BodyText"/>
       </w:pPr>
       <w:r>
-        <w:t xml:space="preserve">The jumper-cables man nods slowly. He looks for me over Iter’s shoulder. He finds me in the hall, in a towel, my hair full of lather. He doesn’t smile.</w:t>
+        <w:t xml:space="preserve">The jumper-cables man nods slowly. He looks for me over Iter’s shoulder. He finds me in the hall, in a towel, my hair full of lather. He doesn’t smile. I press the towel to my chest and feel my skin burning, all of it at once, under the cloth.</w:t>
       </w:r>
     </w:p>
     <w:p>
@@ -32790,6 +32798,14 @@
       </w:pPr>
       <w:r>
         <w:t xml:space="preserve">Little by little. The way the sun goes out behind a cirrus. And underneath I see, for a second, a face the whole town sees too. That my grandmother sees. That the jumper-cables man sees from his boat, because he stands up.</w:t>
+      </w:r>
+    </w:p>
+    <w:p>
+      <w:pPr>
+        <w:pStyle w:val="BodyText"/>
+      </w:pPr>
+      <w:r>
+        <w:t xml:space="preserve">I watch him get to his feet on the gunwale, broad, the needle still in his hand and the net falling from his knees, and something low and hot rises in me along with him. In front of the man I shared a bed with for three years I feel disgust: for his buttoned coat, for his expensive cologne, for the mouth that kissed me a thousand times to shut me up. And at the same time, without permission, a wanting I don’t know where to put, to cross the pier and rest my forehead on the chest of the man who mends nets.</w:t>
       </w:r>
     </w:p>
     <w:p>

--- a/ada_koch/libro_1/en_gb/The_Man_I_Was_Waiting_For_GB.docx
+++ b/ada_koch/libro_1/en_gb/The_Man_I_Was_Waiting_For_GB.docx
@@ -133,7 +133,7 @@
         <w:pStyle w:val="FirstParagraph"/>
       </w:pPr>
       <w:r>
-        <w:t xml:space="preserve">Last night I dreamt of him.</w:t>
+        <w:t xml:space="preserve">The night before it all began, I dreamt of him.</w:t>
       </w:r>
     </w:p>
     <w:p>
@@ -6663,7 +6663,7 @@
         <w:pStyle w:val="BodyText"/>
       </w:pPr>
       <w:r>
-        <w:t xml:space="preserve">I haven’t drawn that mole. I dreamt it.</w:t>
+        <w:t xml:space="preserve">I haven’t drawn that mole. I dreamt it. And I don’t know who put it in my dream.</w:t>
       </w:r>
     </w:p>
     <w:p>
@@ -23537,6 +23537,27 @@
         <w:pStyle w:val="BodyText"/>
       </w:pPr>
       <w:r>
+        <w:t xml:space="preserve">I look at him sideways. Sitting on the sand with his forearms on his knees, broad, still, smelling of salt and diesel. In my pocket I’m carrying another man’s message,</w:t>
+      </w:r>
+      <w:r>
+        <w:t xml:space="preserve"> </w:t>
+      </w:r>
+      <w:r>
+        <w:rPr>
+          <w:iCs/>
+          <w:i/>
+        </w:rPr>
+        <w:t xml:space="preserve">It’s important</w:t>
+      </w:r>
+      <w:r>
+        <w:t xml:space="preserve">, and I feel disgust: for his hurry, for his expensive cologne, for the mouth that kissed me a thousand times to shut me up. And in the same place as the disgust, without permission, a wanting is born in me that I don’t know where to put. To close that yard. To rest my forehead on that chest and stay there.</w:t>
+      </w:r>
+    </w:p>
+    <w:p>
+      <w:pPr>
+        <w:pStyle w:val="BodyText"/>
+      </w:pPr>
+      <w:r>
         <w:t xml:space="preserve">He does the talking. Small things. That the water off this beach is the best on the coast for scallops, but only on a flat calm day, and that he’s had his licence for three years. That before that he worked on a rig in the North Sea, off Norway, three weeks on and three off, making a lot of money and not seeing the sun in winter.</w:t>
       </w:r>
     </w:p>
@@ -27187,6 +27208,14 @@
         <w:pStyle w:val="BodyText"/>
       </w:pPr>
       <w:r>
+        <w:t xml:space="preserve">He says it looking me in the face, and that’s when I realise that under his father’s jumper I’ve nothing on, and that my skin is burning, all of it at once, under the wool.</w:t>
+      </w:r>
+    </w:p>
+    <w:p>
+      <w:pPr>
+        <w:pStyle w:val="BodyText"/>
+      </w:pPr>
+      <w:r>
         <w:t xml:space="preserve">I get out. Mune whines in the back. The van turns round and heads towards Stromness, and I stand on the verge, wearing a dead man’s jumper with my boots in my hand, and start up towards the lighthouse.</w:t>
       </w:r>
     </w:p>
@@ -30852,7 +30881,7 @@
         <w:pStyle w:val="BodyText"/>
       </w:pPr>
       <w:r>
-        <w:t xml:space="preserve">The jumper-cables man nods slowly. He looks for me over Iter’s shoulder. He finds me in the hall, in a towel, my hair full of lather. He doesn’t smile. I press the towel to my chest and feel my skin burning, all of it at once, under the cloth.</w:t>
+        <w:t xml:space="preserve">The jumper-cables man nods slowly. He looks for me over Iter’s shoulder. He finds me in the hall, in a towel, my hair full of lather. He doesn’t smile.</w:t>
       </w:r>
     </w:p>
     <w:p>
@@ -32798,14 +32827,6 @@
       </w:pPr>
       <w:r>
         <w:t xml:space="preserve">Little by little. The way the sun goes out behind a cirrus. And underneath I see, for a second, a face the whole town sees too. That my grandmother sees. That the jumper-cables man sees from his boat, because he stands up.</w:t>
-      </w:r>
-    </w:p>
-    <w:p>
-      <w:pPr>
-        <w:pStyle w:val="BodyText"/>
-      </w:pPr>
-      <w:r>
-        <w:t xml:space="preserve">I watch him get to his feet on the gunwale, broad, the needle still in his hand and the net falling from his knees, and something low and hot rises in me along with him. In front of the man I shared a bed with for three years I feel disgust: for his buttoned coat, for his expensive cologne, for the mouth that kissed me a thousand times to shut me up. And at the same time, without permission, a wanting I don’t know where to put, to cross the pier and rest my forehead on the chest of the man who mends nets.</w:t>
       </w:r>
     </w:p>
     <w:p>

--- a/ada_koch/libro_1/en_gb/The_Man_I_Was_Waiting_For_GB.docx
+++ b/ada_koch/libro_1/en_gb/The_Man_I_Was_Waiting_For_GB.docx
@@ -26467,7 +26467,7 @@
         <w:pStyle w:val="BodyText"/>
       </w:pPr>
       <w:r>
-        <w:t xml:space="preserve">As I tell him, I realise I’m looking at his hands. He has them on the table, open, cracked with salt, still, asking for nothing. I think of other hands, always clean, always dry, that knew exactly where to press so it would seem like a caress. My stomach clenches with disgust. And then, in the same place, with something else. I want to take one of those cracked hands and put it to my face. I don’t. But the wanting stays with me all afternoon.</w:t>
+        <w:t xml:space="preserve">As I tell him, I realise I’m looking at his hands. He has them on the table, open, cracked with salt, still, asking for nothing. I think of other hands, always clean, always dry, that never stayed still without asking for something in return. My stomach clenches with disgust. And then, in the same place, with something else. I want to take one of those cracked hands and put it to my face. I don’t. But the wanting stays with me all afternoon.</w:t>
       </w:r>
     </w:p>
     <w:p>
@@ -29330,7 +29330,7 @@
         <w:pStyle w:val="BodyText"/>
       </w:pPr>
       <w:r>
-        <w:t xml:space="preserve">He follows, with a long shudder, saying my name as if it were the first word he ever learned.</w:t>
+        <w:t xml:space="preserve">Then he comes undone, with a long shudder, saying my name as if it were the first word he ever learned.</w:t>
       </w:r>
     </w:p>
     <w:p>

--- a/ada_koch/libro_1/en_gb/The_Man_I_Was_Waiting_For_GB.docx
+++ b/ada_koch/libro_1/en_gb/The_Man_I_Was_Waiting_For_GB.docx
@@ -95,19 +95,13 @@
         <w:pStyle w:val="Author"/>
       </w:pPr>
       <w:r>
-        <w:t xml:space="preserve">Íñigo</w:t>
-      </w:r>
-      <w:r>
-        <w:t xml:space="preserve"> </w:t>
-      </w:r>
-      <w:r>
-        <w:t xml:space="preserve">Barrera</w:t>
-      </w:r>
-      <w:r>
-        <w:t xml:space="preserve"> </w:t>
-      </w:r>
-      <w:r>
-        <w:t xml:space="preserve">Barceló</w:t>
+        <w:t xml:space="preserve">Ariadna</w:t>
+      </w:r>
+      <w:r>
+        <w:t xml:space="preserve"> </w:t>
+      </w:r>
+      <w:r>
+        <w:t xml:space="preserve">Iturbe</w:t>
       </w:r>
     </w:p>
     <w:bookmarkStart w:id="36" w:name="act-one-the-lighthouse"/>

--- a/ada_koch/libro_1/en_gb/The_Man_I_Was_Waiting_For_GB.docx
+++ b/ada_koch/libro_1/en_gb/The_Man_I_Was_Waiting_For_GB.docx
@@ -23531,7 +23531,7 @@
         <w:pStyle w:val="BodyText"/>
       </w:pPr>
       <w:r>
-        <w:t xml:space="preserve">I look at him sideways. Sitting on the sand with his forearms on his knees, broad, still, smelling of salt and diesel. In my pocket I’m carrying another man’s message,</w:t>
+        <w:t xml:space="preserve">I look at him sideways. Sitting on the sand with his forearms on his knees, broad, still, smelling of salt and diesel. There’s dried salt on the back of his neck, where his hair begins, a fine white crust, and I sit staring at it like a daftie, wondering what it would taste like. It’s cold, and he gives off heat like a stone that’s been in the sun all day; I can feel it from here. I think, without meaning to, that all it would take is crossing that yard. That I could rest my forehead on that chest and stay there. In my pocket I’m carrying another man’s message,</w:t>
       </w:r>
       <w:r>
         <w:t xml:space="preserve"> </w:t>
@@ -23544,7 +23544,7 @@
         <w:t xml:space="preserve">It’s important</w:t>
       </w:r>
       <w:r>
-        <w:t xml:space="preserve">, and I feel disgust: for his hurry, for his expensive cologne, for the mouth that kissed me a thousand times to shut me up. And in the same place as the disgust, without permission, a wanting is born in me that I don’t know where to put. To close that yard. To rest my forehead on that chest and stay there.</w:t>
+        <w:t xml:space="preserve">, and for a few minutes I forget it’s there.</w:t>
       </w:r>
     </w:p>
     <w:p>
@@ -27202,7 +27202,7 @@
         <w:pStyle w:val="BodyText"/>
       </w:pPr>
       <w:r>
-        <w:t xml:space="preserve">He says it looking me in the face, and that’s when I realise that under his father’s jumper I’ve nothing on, and that my skin is burning, all of it at once, under the wool.</w:t>
+        <w:t xml:space="preserve">He says it looking me in the face, and that’s when I realise that I’ve nothing on under his father’s jumper, and that my skin is burning, all of it at once, under the wool.</w:t>
       </w:r>
     </w:p>
     <w:p>
@@ -30192,13 +30192,13 @@
       </w:r>
     </w:p>
     <w:bookmarkEnd w:id="65"/>
-    <w:bookmarkStart w:id="66" w:name="ada-continued"/>
+    <w:bookmarkStart w:id="66" w:name="ada-23"/>
     <w:p>
       <w:pPr>
         <w:pStyle w:val="Heading3"/>
       </w:pPr>
       <w:r>
-        <w:t xml:space="preserve">23 · Ada (continued)</w:t>
+        <w:t xml:space="preserve">Ada</w:t>
       </w:r>
     </w:p>
     <w:p>
@@ -31896,7 +31896,7 @@
     </w:p>
     <w:bookmarkEnd w:id="69"/>
     <w:bookmarkEnd w:id="70"/>
-    <w:bookmarkStart w:id="72" w:name="ada-23"/>
+    <w:bookmarkStart w:id="72" w:name="ada-24"/>
     <w:p>
       <w:pPr>
         <w:pStyle w:val="Heading2"/>
@@ -34546,7 +34546,7 @@
     </w:p>
     <w:bookmarkEnd w:id="73"/>
     <w:bookmarkEnd w:id="74"/>
-    <w:bookmarkStart w:id="76" w:name="ada-24"/>
+    <w:bookmarkStart w:id="76" w:name="ada-25"/>
     <w:p>
       <w:pPr>
         <w:pStyle w:val="Heading2"/>
@@ -36473,7 +36473,7 @@
     </w:p>
     <w:bookmarkEnd w:id="77"/>
     <w:bookmarkEnd w:id="78"/>
-    <w:bookmarkStart w:id="80" w:name="ada-25"/>
+    <w:bookmarkStart w:id="80" w:name="ada-26"/>
     <w:p>
       <w:pPr>
         <w:pStyle w:val="Heading2"/>
@@ -38522,7 +38522,7 @@
     </w:p>
     <w:bookmarkEnd w:id="79"/>
     <w:bookmarkEnd w:id="80"/>
-    <w:bookmarkStart w:id="81" w:name="ada-26"/>
+    <w:bookmarkStart w:id="81" w:name="ada-27"/>
     <w:p>
       <w:pPr>
         <w:pStyle w:val="Heading2"/>

--- a/ada_koch/libro_1/en_gb/The_Man_I_Was_Waiting_For_GB.docx
+++ b/ada_koch/libro_1/en_gb/The_Man_I_Was_Waiting_For_GB.docx
@@ -716,7 +716,7 @@
         <w:pStyle w:val="BodyText"/>
       </w:pPr>
       <w:r>
-        <w:t xml:space="preserve">I blush, alone, in my own kitchen. Ridiculous.</w:t>
+        <w:t xml:space="preserve">I blush, alone, in my own kitchen.</w:t>
       </w:r>
     </w:p>
     <w:p>
@@ -1769,7 +1769,7 @@
         <w:t xml:space="preserve">‘</w:t>
       </w:r>
       <w:r>
-        <w:t xml:space="preserve">At your age I slept like a log. Of course, at your age I already had your mother and your uncle, and I got into bed so tired I fell asleep praying.</w:t>
+        <w:t xml:space="preserve">At your age I slept like a log. Of course, at your age I already had your mother, and I got into bed so tired I fell asleep praying.</w:t>
       </w:r>
       <w:r>
         <w:t xml:space="preserve">’</w:t>
@@ -2452,7 +2452,7 @@
         <w:t xml:space="preserve">‘</w:t>
       </w:r>
       <w:r>
-        <w:t xml:space="preserve">Off-key like a pig. And he didn’t care. He’d stand in the bow of your uncle’s boat and sing at the top of his lungs, and the men on the pier would cover their ears.</w:t>
+        <w:t xml:space="preserve">Off-key like a pig. And he didn’t care. He’d stand in the bow of any boat in the harbour and sing at the top of his lungs, and the men on the pier would cover their ears.</w:t>
       </w:r>
       <w:r>
         <w:t xml:space="preserve">’</w:t>
@@ -4747,7 +4747,7 @@
         <w:pStyle w:val="BodyText"/>
       </w:pPr>
       <w:r>
-        <w:t xml:space="preserve">I hug the sketchbook to my chest, without opening it, as if it were a teddy bear. Ridiculous. A thirty-two-year-old woman hugging a sketchbook in the middle of a storm.</w:t>
+        <w:t xml:space="preserve">I hug the sketchbook to my chest, without opening it, and stay like that, still, in the middle of the storm.</w:t>
       </w:r>
     </w:p>
     <w:p>
@@ -5323,7 +5323,7 @@
         <w:pStyle w:val="FirstParagraph"/>
       </w:pPr>
       <w:r>
-        <w:t xml:space="preserve">I pick up the torch from the table. I think about taking a knife from the kitchen too, and feel ridiculous. Then I think it would be more ridiculous not to. In the end I don’t take it. Maybe because there are things you know with your body before you know them with your head.</w:t>
+        <w:t xml:space="preserve">I pick up the torch from the table. I think about taking a knife from the kitchen too. In the end I don’t take it. Maybe because there are things you know with your body before you know them with your head.</w:t>
       </w:r>
     </w:p>
     <w:p>
